--- a/Summary.docx
+++ b/Summary.docx
@@ -53,6 +53,9 @@
       </w:r>
       <w:r>
         <w:t xml:space="preserve">, </w:t>
+      </w:r>
+      <w:r>
+        <w:t>1214333928, 3038472455</w:t>
       </w:r>
     </w:p>
     <w:p/>
@@ -1034,15 +1037,7 @@
         <w:pStyle w:val="NormalWeb"/>
       </w:pPr>
       <w:r>
-        <w:t>The blue line representing the memory usage of the basic function is consistently above the orange line representing the memory usage of the efficient function. This makes sense, since the efficient function is optimized to reduce memory usage, using only O(m + n) space. The basic algorithm uses O(</w:t>
-      </w:r>
-      <w:proofErr w:type="spellStart"/>
-      <w:r>
-        <w:t>mn</w:t>
-      </w:r>
-      <w:proofErr w:type="spellEnd"/>
-      <w:r>
-        <w:t>) space, as seen by the blue line’s</w:t>
+        <w:t>The blue line representing the memory usage of the basic function is consistently above the orange line representing the memory usage of the efficient function. This makes sense, since the efficient function is optimized to reduce memory usage, using only O(m + n) space. The basic algorithm uses O(mn) space, as seen by the blue line’s</w:t>
       </w:r>
       <w:r>
         <w:t xml:space="preserve"> </w:t>
@@ -1071,31 +1066,7 @@
         <w:t xml:space="preserve">Note: </w:t>
       </w:r>
       <w:r>
-        <w:t>m</w:t>
-      </w:r>
-      <w:r>
-        <w:t xml:space="preserve">emory appears high and flat before </w:t>
-      </w:r>
-      <w:r>
-        <w:t xml:space="preserve">problem size is </w:t>
-      </w:r>
-      <w:r>
-        <w:t>1500 because Python’s baseline memory overhead dominates small inputs</w:t>
-      </w:r>
-      <w:r>
-        <w:t>. T</w:t>
-      </w:r>
-      <w:r>
-        <w:t xml:space="preserve">he drop near 1500 </w:t>
-      </w:r>
-      <w:r>
-        <w:t xml:space="preserve">is because </w:t>
-      </w:r>
-      <w:r>
-        <w:t>Python’s memory allocator reuses and releases memory in chunks, causing temporary decreases even though overall memory usage increases with input size</w:t>
-      </w:r>
-      <w:r>
-        <w:t>.</w:t>
+        <w:t>memory appears high and flat before problem size is 1500 because Python’s baseline memory overhead dominates small inputs. The drop near 1500 is because Python’s memory allocator reuses and releases memory in chunks, causing temporary decreases even though overall memory usage increases with input size.</w:t>
       </w:r>
     </w:p>
     <w:p>
@@ -1189,67 +1160,13 @@
     </w:p>
     <w:p>
       <w:r>
-        <w:t>Both the basic and memory efficient solutions</w:t>
-      </w:r>
-      <w:r>
-        <w:t xml:space="preserve"> have a runtime of O(</w:t>
-      </w:r>
-      <w:proofErr w:type="spellStart"/>
-      <w:r>
-        <w:t>mn</w:t>
-      </w:r>
-      <w:proofErr w:type="spellEnd"/>
-      <w:r>
-        <w:t>).</w:t>
-      </w:r>
-      <w:r>
-        <w:t xml:space="preserve"> </w:t>
-      </w:r>
-      <w:r>
-        <w:t>Since m and n grow proportionally, O(</w:t>
-      </w:r>
-      <w:proofErr w:type="spellStart"/>
-      <w:r>
-        <w:t>mn</w:t>
-      </w:r>
-      <w:proofErr w:type="spellEnd"/>
-      <w:r>
-        <w:t xml:space="preserve">) </w:t>
-      </w:r>
-      <w:r>
-        <w:t xml:space="preserve">in this graph </w:t>
-      </w:r>
-      <w:r>
-        <w:t>behaves like O((</w:t>
-      </w:r>
-      <w:proofErr w:type="spellStart"/>
-      <w:r>
-        <w:t>m+n</w:t>
-      </w:r>
-      <w:proofErr w:type="spellEnd"/>
-      <w:r>
-        <w:t xml:space="preserve">)²), which explains the upward-curving (quadratic-like) shape of both lines. The memory-efficient algorithm </w:t>
-      </w:r>
-      <w:r>
-        <w:t>has</w:t>
-      </w:r>
-      <w:r>
-        <w:t xml:space="preserve"> additional overhead from </w:t>
+        <w:t xml:space="preserve">Both the basic and memory efficient solutions have a runtime of O(mn). Since m and n grow proportionally, O(mn) in this graph behaves like O((m+n)²), which explains the upward-curving (quadratic-like) shape of both lines. The memory-efficient algorithm has additional overhead from </w:t>
       </w:r>
       <w:r>
         <w:t xml:space="preserve">the </w:t>
       </w:r>
       <w:r>
-        <w:t>divide-and-conquer recursion, making it slower in practice despite matching the basic algorithm’s asymptotic time complexity.</w:t>
-      </w:r>
-      <w:r>
-        <w:t xml:space="preserve"> As a result, </w:t>
-      </w:r>
-      <w:r>
-        <w:t xml:space="preserve">the memory efficient solution (orange line) </w:t>
-      </w:r>
-      <w:r>
-        <w:t>uses more time than the basic algorithm (blue line).</w:t>
+        <w:t>divide-and-conquer recursion, making it slower in practice despite matching the basic algorithm’s asymptotic time complexity. As a result, the memory efficient solution (orange line) uses more time than the basic algorithm (blue line).</w:t>
       </w:r>
     </w:p>
     <w:p>
@@ -1307,10 +1224,7 @@
         <w:t>6300850270</w:t>
       </w:r>
       <w:r>
-        <w:t>,</w:t>
-      </w:r>
-      <w:r>
-        <w:t xml:space="preserve"> </w:t>
+        <w:t>, 1214333928, 3038472455</w:t>
       </w:r>
       <w:r>
         <w:rPr>
